--- a/AAA-简历/张馨夫简历/秋招简历/version-1.docx
+++ b/AAA-简历/张馨夫简历/秋招简历/version-1.docx
@@ -1796,7 +1796,25 @@
                                   </w14:solidFill>
                                 </w14:textFill>
                               </w:rPr>
-                              <w:t>：负责多个项目的嵌入式相关软件设计，获</w:t>
+                              <w:t>：负责多个项目的嵌入式相关软件设计，</w:t>
+                            </w:r>
+                            <w:r>
+                              <w:rPr>
+                                <w:rFonts w:hint="eastAsia" w:ascii="微软雅黑" w:hAnsi="微软雅黑"/>
+                                <w:color w:val="262626" w:themeColor="text1" w:themeTint="D9"/>
+                                <w:sz w:val="24"/>
+                                <w:szCs w:val="24"/>
+                                <w:lang w:eastAsia="zh-CN"/>
+                                <w14:textFill>
+                                  <w14:solidFill>
+                                    <w14:schemeClr w14:val="tx1">
+                                      <w14:lumMod w14:val="85000"/>
+                                      <w14:lumOff w14:val="15000"/>
+                                    </w14:schemeClr>
+                                  </w14:solidFill>
+                                </w14:textFill>
+                              </w:rPr>
+                              <w:t>获得</w:t>
                             </w:r>
                             <w:r>
                               <w:rPr>
@@ -2389,7 +2407,25 @@
                             </w14:solidFill>
                           </w14:textFill>
                         </w:rPr>
-                        <w:t>：负责多个项目的嵌入式相关软件设计，获</w:t>
+                        <w:t>：负责多个项目的嵌入式相关软件设计，</w:t>
+                      </w:r>
+                      <w:r>
+                        <w:rPr>
+                          <w:rFonts w:hint="eastAsia" w:ascii="微软雅黑" w:hAnsi="微软雅黑"/>
+                          <w:color w:val="262626" w:themeColor="text1" w:themeTint="D9"/>
+                          <w:sz w:val="24"/>
+                          <w:szCs w:val="24"/>
+                          <w:lang w:eastAsia="zh-CN"/>
+                          <w14:textFill>
+                            <w14:solidFill>
+                              <w14:schemeClr w14:val="tx1">
+                                <w14:lumMod w14:val="85000"/>
+                                <w14:lumOff w14:val="15000"/>
+                              </w14:schemeClr>
+                            </w14:solidFill>
+                          </w14:textFill>
+                        </w:rPr>
+                        <w:t>获得</w:t>
                       </w:r>
                       <w:r>
                         <w:rPr>
@@ -3835,7 +3871,10 @@
         </mc:AlternateContent>
       </w:r>
     </w:p>
-    <w:p/>
+    <w:p>
+      <w:bookmarkStart w:id="2" w:name="_GoBack"/>
+      <w:bookmarkEnd w:id="2"/>
+    </w:p>
     <w:p>
       <w:r>
         <mc:AlternateContent>
@@ -7566,8 +7605,6 @@
     <w:p/>
     <w:p/>
     <w:p>
-      <w:bookmarkStart w:id="2" w:name="_GoBack"/>
-      <w:bookmarkEnd w:id="2"/>
       <w:r>
         <mc:AlternateContent>
           <mc:Choice Requires="wpg">
